--- a/TY_Robotics_Lab/Assignment_7/245109074_Atharv_Kulkarni_Assignment_7_Implementation_Of_Dobot_Magician_With_Inverse_Kinematics_And_Pick_And_Place.docx
+++ b/TY_Robotics_Lab/Assignment_7/245109074_Atharv_Kulkarni_Assignment_7_Implementation_Of_Dobot_Magician_With_Inverse_Kinematics_And_Pick_And_Place.docx
@@ -160,12 +160,44 @@
         </w:rPr>
         <w:t xml:space="preserve">GitHub Link: </w:t>
       </w:r>
+      <w:hyperlink r:id="rId2">
+        <w:r>
+          <w:rPr>
+            <w:rStyle w:val="Hyperlink"/>
+            <w:b/>
+            <w:color w:val="000000"/>
+            <w:highlight w:val="yellow"/>
+          </w:rPr>
+          <w:t>https://github.com/Atharv-K-979/WCE-Labs-Material/blob/main/TY_Robotics_Lab/Assignment_7/Session3_Inverse_Kinematics(1).ipynb</w:t>
+        </w:r>
+      </w:hyperlink>
+    </w:p>
+    <w:p>
+      <w:pPr>
+        <w:pStyle w:val="Normal"/>
+        <w:spacing w:before="0" w:after="200"/>
+        <w:rPr>
+          <w:color w:val="000000"/>
+        </w:rPr>
+      </w:pPr>
+      <w:hyperlink r:id="rId3">
+        <w:r>
+          <w:rPr>
+            <w:rStyle w:val="Hyperlink"/>
+            <w:b/>
+            <w:color w:val="000000"/>
+            <w:highlight w:val="yellow"/>
+          </w:rPr>
+          <w:t>https://github.com/Atharv-K-979/WCE-Labs-Material/blob/main/TY_Robotics_Lab/Assignment_7/Session4_Pick_and_Place(1).ipynb</w:t>
+        </w:r>
+      </w:hyperlink>
       <w:r>
         <w:rPr>
+          <w:b/>
           <w:color w:val="000000"/>
           <w:highlight w:val="yellow"/>
         </w:rPr>
-        <w:t>[Add GitHub repository/work link here]</w:t>
+        <w:t xml:space="preserve"> </w:t>
       </w:r>
     </w:p>
     <w:p>
@@ -381,20 +413,6 @@
         <w:rPr>
           <w:color w:val="000000"/>
         </w:rPr>
-        <w:t>Note: The supplied Session 3 and Session 4 notebooks use a KUKA iiwa model in PyBullet, not a Dobot Magician. The steps below accurately reflect the uploaded notebooks. If the lab requires the physical or simulated Dobot Magician specifically, the robot model and implementation should be verified or replaced accordingly.</w:t>
-      </w:r>
-    </w:p>
-    <w:p>
-      <w:pPr>
-        <w:pStyle w:val="Normal"/>
-        <w:rPr>
-          <w:color w:val="000000"/>
-        </w:rPr>
-      </w:pPr>
-      <w:r>
-        <w:rPr>
-          <w:color w:val="000000"/>
-        </w:rPr>
       </w:r>
     </w:p>
     <w:p>
@@ -490,7 +508,7 @@
       </w:pPr>
       <w:r>
         <w:rPr>
-          <w:color w:val="000000"/>
+          <w:i/>
         </w:rPr>
         <w:drawing>
           <wp:anchor distT="0" distB="0" distL="0" distR="0" simplePos="0" relativeHeight="2" behindDoc="0" locked="0" layoutInCell="0" allowOverlap="1">
@@ -518,7 +536,7 @@
                     </pic:cNvPicPr>
                   </pic:nvPicPr>
                   <pic:blipFill>
-                    <a:blip r:embed="rId2"/>
+                    <a:blip r:embed="rId4"/>
                     <a:stretch>
                       <a:fillRect/>
                     </a:stretch>
@@ -737,7 +755,7 @@
                     </pic:cNvPicPr>
                   </pic:nvPicPr>
                   <pic:blipFill>
-                    <a:blip r:embed="rId3"/>
+                    <a:blip r:embed="rId5"/>
                     <a:stretch>
                       <a:fillRect/>
                     </a:stretch>
@@ -933,7 +951,7 @@
                     </pic:cNvPicPr>
                   </pic:nvPicPr>
                   <pic:blipFill>
-                    <a:blip r:embed="rId4"/>
+                    <a:blip r:embed="rId6"/>
                     <a:stretch>
                       <a:fillRect/>
                     </a:stretch>
@@ -1156,7 +1174,7 @@
                     </pic:cNvPicPr>
                   </pic:nvPicPr>
                   <pic:blipFill>
-                    <a:blip r:embed="rId5"/>
+                    <a:blip r:embed="rId7"/>
                     <a:stretch>
                       <a:fillRect/>
                     </a:stretch>
@@ -1309,7 +1327,7 @@
       </w:pPr>
       <w:r>
         <w:rPr>
-          <w:color w:val="000000"/>
+          <w:i/>
         </w:rPr>
         <w:drawing>
           <wp:anchor distT="0" distB="0" distL="0" distR="0" simplePos="0" relativeHeight="6" behindDoc="0" locked="0" layoutInCell="0" allowOverlap="1">
@@ -1337,7 +1355,7 @@
                     </pic:cNvPicPr>
                   </pic:nvPicPr>
                   <pic:blipFill>
-                    <a:blip r:embed="rId6"/>
+                    <a:blip r:embed="rId8"/>
                     <a:stretch>
                       <a:fillRect/>
                     </a:stretch>
@@ -1492,7 +1510,7 @@
                     </pic:cNvPicPr>
                   </pic:nvPicPr>
                   <pic:blipFill>
-                    <a:blip r:embed="rId7"/>
+                    <a:blip r:embed="rId9"/>
                     <a:stretch>
                       <a:fillRect/>
                     </a:stretch>
@@ -1658,7 +1676,7 @@
                     </pic:cNvPicPr>
                   </pic:nvPicPr>
                   <pic:blipFill>
-                    <a:blip r:embed="rId8"/>
+                    <a:blip r:embed="rId10"/>
                     <a:stretch>
                       <a:fillRect/>
                     </a:stretch>
@@ -1720,7 +1738,7 @@
       </w:pPr>
       <w:r>
         <w:rPr>
-          <w:color w:val="000000"/>
+          <w:i/>
         </w:rPr>
         <w:drawing>
           <wp:anchor distT="0" distB="0" distL="0" distR="0" simplePos="0" relativeHeight="9" behindDoc="0" locked="0" layoutInCell="0" allowOverlap="1">
@@ -1748,7 +1766,7 @@
                     </pic:cNvPicPr>
                   </pic:nvPicPr>
                   <pic:blipFill>
-                    <a:blip r:embed="rId9"/>
+                    <a:blip r:embed="rId11"/>
                     <a:stretch>
                       <a:fillRect/>
                     </a:stretch>
@@ -1833,7 +1851,7 @@
                     </pic:cNvPicPr>
                   </pic:nvPicPr>
                   <pic:blipFill>
-                    <a:blip r:embed="rId10"/>
+                    <a:blip r:embed="rId12"/>
                     <a:stretch>
                       <a:fillRect/>
                     </a:stretch>
@@ -2032,7 +2050,7 @@
                     </pic:cNvPicPr>
                   </pic:nvPicPr>
                   <pic:blipFill>
-                    <a:blip r:embed="rId11"/>
+                    <a:blip r:embed="rId13"/>
                     <a:stretch>
                       <a:fillRect/>
                     </a:stretch>
@@ -2091,7 +2109,7 @@
                     </pic:cNvPicPr>
                   </pic:nvPicPr>
                   <pic:blipFill>
-                    <a:blip r:embed="rId12"/>
+                    <a:blip r:embed="rId14"/>
                     <a:stretch>
                       <a:fillRect/>
                     </a:stretch>
@@ -2189,7 +2207,7 @@
                     </pic:cNvPicPr>
                   </pic:nvPicPr>
                   <pic:blipFill>
-                    <a:blip r:embed="rId13"/>
+                    <a:blip r:embed="rId15"/>
                     <a:stretch>
                       <a:fillRect/>
                     </a:stretch>
@@ -2241,9 +2259,9 @@
       </w:r>
     </w:p>
     <w:sectPr>
-      <w:footerReference w:type="even" r:id="rId14"/>
-      <w:footerReference w:type="default" r:id="rId15"/>
-      <w:footerReference w:type="first" r:id="rId16"/>
+      <w:footerReference w:type="even" r:id="rId16"/>
+      <w:footerReference w:type="default" r:id="rId17"/>
+      <w:footerReference w:type="first" r:id="rId18"/>
       <w:type w:val="nextPage"/>
       <w:pgSz w:w="12240" w:h="15840"/>
       <w:pgMar w:left="1224" w:right="1224" w:gutter="0" w:header="0" w:top="1008" w:footer="720" w:bottom="1008"/>
@@ -2363,6 +2381,7 @@
         </w:tabs>
         <w:ind w:start="1080" w:hanging="360"/>
       </w:pPr>
+      <w:rPr/>
     </w:lvl>
     <w:lvl w:ilvl="2">
       <w:start w:val="1"/>
@@ -2375,6 +2394,7 @@
         </w:tabs>
         <w:ind w:start="1440" w:hanging="360"/>
       </w:pPr>
+      <w:rPr/>
     </w:lvl>
     <w:lvl w:ilvl="3">
       <w:start w:val="1"/>
@@ -2387,6 +2407,7 @@
         </w:tabs>
         <w:ind w:start="1800" w:hanging="360"/>
       </w:pPr>
+      <w:rPr/>
     </w:lvl>
     <w:lvl w:ilvl="4">
       <w:start w:val="1"/>
@@ -2399,6 +2420,7 @@
         </w:tabs>
         <w:ind w:start="2160" w:hanging="360"/>
       </w:pPr>
+      <w:rPr/>
     </w:lvl>
     <w:lvl w:ilvl="5">
       <w:start w:val="1"/>
@@ -2411,6 +2433,7 @@
         </w:tabs>
         <w:ind w:start="2520" w:hanging="360"/>
       </w:pPr>
+      <w:rPr/>
     </w:lvl>
     <w:lvl w:ilvl="6">
       <w:start w:val="1"/>
@@ -2423,6 +2446,7 @@
         </w:tabs>
         <w:ind w:start="2880" w:hanging="360"/>
       </w:pPr>
+      <w:rPr/>
     </w:lvl>
     <w:lvl w:ilvl="7">
       <w:start w:val="1"/>
@@ -2435,6 +2459,7 @@
         </w:tabs>
         <w:ind w:start="3240" w:hanging="360"/>
       </w:pPr>
+      <w:rPr/>
     </w:lvl>
     <w:lvl w:ilvl="8">
       <w:start w:val="1"/>
@@ -2447,6 +2472,7 @@
         </w:tabs>
         <w:ind w:start="3600" w:hanging="360"/>
       </w:pPr>
+      <w:rPr/>
     </w:lvl>
   </w:abstractNum>
   <w:abstractNum w:abstractNumId="2">
@@ -2476,6 +2502,7 @@
         </w:tabs>
         <w:ind w:start="1080" w:hanging="360"/>
       </w:pPr>
+      <w:rPr/>
     </w:lvl>
     <w:lvl w:ilvl="2">
       <w:start w:val="1"/>
@@ -2488,6 +2515,7 @@
         </w:tabs>
         <w:ind w:start="1440" w:hanging="360"/>
       </w:pPr>
+      <w:rPr/>
     </w:lvl>
     <w:lvl w:ilvl="3">
       <w:start w:val="1"/>
@@ -2500,6 +2528,7 @@
         </w:tabs>
         <w:ind w:start="1800" w:hanging="360"/>
       </w:pPr>
+      <w:rPr/>
     </w:lvl>
     <w:lvl w:ilvl="4">
       <w:start w:val="1"/>
@@ -2512,6 +2541,7 @@
         </w:tabs>
         <w:ind w:start="2160" w:hanging="360"/>
       </w:pPr>
+      <w:rPr/>
     </w:lvl>
     <w:lvl w:ilvl="5">
       <w:start w:val="1"/>
@@ -2524,6 +2554,7 @@
         </w:tabs>
         <w:ind w:start="2520" w:hanging="360"/>
       </w:pPr>
+      <w:rPr/>
     </w:lvl>
     <w:lvl w:ilvl="6">
       <w:start w:val="1"/>
@@ -2536,6 +2567,7 @@
         </w:tabs>
         <w:ind w:start="2880" w:hanging="360"/>
       </w:pPr>
+      <w:rPr/>
     </w:lvl>
     <w:lvl w:ilvl="7">
       <w:start w:val="1"/>
@@ -2548,6 +2580,7 @@
         </w:tabs>
         <w:ind w:start="3240" w:hanging="360"/>
       </w:pPr>
+      <w:rPr/>
     </w:lvl>
     <w:lvl w:ilvl="8">
       <w:start w:val="1"/>
@@ -2560,6 +2593,7 @@
         </w:tabs>
         <w:ind w:start="3600" w:hanging="360"/>
       </w:pPr>
+      <w:rPr/>
     </w:lvl>
   </w:abstractNum>
   <w:abstractNum w:abstractNumId="3">
@@ -2589,6 +2623,7 @@
         </w:tabs>
         <w:ind w:start="1080" w:hanging="360"/>
       </w:pPr>
+      <w:rPr/>
     </w:lvl>
     <w:lvl w:ilvl="2">
       <w:start w:val="1"/>
@@ -2601,6 +2636,7 @@
         </w:tabs>
         <w:ind w:start="1440" w:hanging="360"/>
       </w:pPr>
+      <w:rPr/>
     </w:lvl>
     <w:lvl w:ilvl="3">
       <w:start w:val="1"/>
@@ -2613,6 +2649,7 @@
         </w:tabs>
         <w:ind w:start="1800" w:hanging="360"/>
       </w:pPr>
+      <w:rPr/>
     </w:lvl>
     <w:lvl w:ilvl="4">
       <w:start w:val="1"/>
@@ -2625,6 +2662,7 @@
         </w:tabs>
         <w:ind w:start="2160" w:hanging="360"/>
       </w:pPr>
+      <w:rPr/>
     </w:lvl>
     <w:lvl w:ilvl="5">
       <w:start w:val="1"/>
@@ -2637,6 +2675,7 @@
         </w:tabs>
         <w:ind w:start="2520" w:hanging="360"/>
       </w:pPr>
+      <w:rPr/>
     </w:lvl>
     <w:lvl w:ilvl="6">
       <w:start w:val="1"/>
@@ -2649,6 +2688,7 @@
         </w:tabs>
         <w:ind w:start="2880" w:hanging="360"/>
       </w:pPr>
+      <w:rPr/>
     </w:lvl>
     <w:lvl w:ilvl="7">
       <w:start w:val="1"/>
@@ -2661,6 +2701,7 @@
         </w:tabs>
         <w:ind w:start="3240" w:hanging="360"/>
       </w:pPr>
+      <w:rPr/>
     </w:lvl>
     <w:lvl w:ilvl="8">
       <w:start w:val="1"/>
@@ -2673,6 +2714,7 @@
         </w:tabs>
         <w:ind w:start="3600" w:hanging="360"/>
       </w:pPr>
+      <w:rPr/>
     </w:lvl>
   </w:abstractNum>
   <w:abstractNum w:abstractNumId="4">
@@ -2700,6 +2742,7 @@
         </w:tabs>
         <w:ind w:start="1080" w:hanging="360"/>
       </w:pPr>
+      <w:rPr/>
     </w:lvl>
     <w:lvl w:ilvl="2">
       <w:start w:val="1"/>
@@ -2712,6 +2755,7 @@
         </w:tabs>
         <w:ind w:start="1440" w:hanging="360"/>
       </w:pPr>
+      <w:rPr/>
     </w:lvl>
     <w:lvl w:ilvl="3">
       <w:start w:val="1"/>
@@ -2724,6 +2768,7 @@
         </w:tabs>
         <w:ind w:start="1800" w:hanging="360"/>
       </w:pPr>
+      <w:rPr/>
     </w:lvl>
     <w:lvl w:ilvl="4">
       <w:start w:val="1"/>
@@ -2736,6 +2781,7 @@
         </w:tabs>
         <w:ind w:start="2160" w:hanging="360"/>
       </w:pPr>
+      <w:rPr/>
     </w:lvl>
     <w:lvl w:ilvl="5">
       <w:start w:val="1"/>
@@ -2748,6 +2794,7 @@
         </w:tabs>
         <w:ind w:start="2520" w:hanging="360"/>
       </w:pPr>
+      <w:rPr/>
     </w:lvl>
     <w:lvl w:ilvl="6">
       <w:start w:val="1"/>
@@ -2760,6 +2807,7 @@
         </w:tabs>
         <w:ind w:start="2880" w:hanging="360"/>
       </w:pPr>
+      <w:rPr/>
     </w:lvl>
     <w:lvl w:ilvl="7">
       <w:start w:val="1"/>
@@ -2772,6 +2820,7 @@
         </w:tabs>
         <w:ind w:start="3240" w:hanging="360"/>
       </w:pPr>
+      <w:rPr/>
     </w:lvl>
     <w:lvl w:ilvl="8">
       <w:start w:val="1"/>
@@ -2784,6 +2833,7 @@
         </w:tabs>
         <w:ind w:start="3600" w:hanging="360"/>
       </w:pPr>
+      <w:rPr/>
     </w:lvl>
   </w:abstractNum>
   <w:abstractNum w:abstractNumId="5">
@@ -2811,6 +2861,7 @@
         </w:tabs>
         <w:ind w:start="1080" w:hanging="360"/>
       </w:pPr>
+      <w:rPr/>
     </w:lvl>
     <w:lvl w:ilvl="2">
       <w:start w:val="1"/>
@@ -2823,6 +2874,7 @@
         </w:tabs>
         <w:ind w:start="1440" w:hanging="360"/>
       </w:pPr>
+      <w:rPr/>
     </w:lvl>
     <w:lvl w:ilvl="3">
       <w:start w:val="1"/>
@@ -2835,6 +2887,7 @@
         </w:tabs>
         <w:ind w:start="1800" w:hanging="360"/>
       </w:pPr>
+      <w:rPr/>
     </w:lvl>
     <w:lvl w:ilvl="4">
       <w:start w:val="1"/>
@@ -2847,6 +2900,7 @@
         </w:tabs>
         <w:ind w:start="2160" w:hanging="360"/>
       </w:pPr>
+      <w:rPr/>
     </w:lvl>
     <w:lvl w:ilvl="5">
       <w:start w:val="1"/>
@@ -2859,6 +2913,7 @@
         </w:tabs>
         <w:ind w:start="2520" w:hanging="360"/>
       </w:pPr>
+      <w:rPr/>
     </w:lvl>
     <w:lvl w:ilvl="6">
       <w:start w:val="1"/>
@@ -2871,6 +2926,7 @@
         </w:tabs>
         <w:ind w:start="2880" w:hanging="360"/>
       </w:pPr>
+      <w:rPr/>
     </w:lvl>
     <w:lvl w:ilvl="7">
       <w:start w:val="1"/>
@@ -2883,6 +2939,7 @@
         </w:tabs>
         <w:ind w:start="3240" w:hanging="360"/>
       </w:pPr>
+      <w:rPr/>
     </w:lvl>
     <w:lvl w:ilvl="8">
       <w:start w:val="1"/>
@@ -2895,6 +2952,7 @@
         </w:tabs>
         <w:ind w:start="3600" w:hanging="360"/>
       </w:pPr>
+      <w:rPr/>
     </w:lvl>
   </w:abstractNum>
   <w:abstractNum w:abstractNumId="6">
@@ -2922,6 +2980,7 @@
         </w:tabs>
         <w:ind w:start="1080" w:hanging="360"/>
       </w:pPr>
+      <w:rPr/>
     </w:lvl>
     <w:lvl w:ilvl="2">
       <w:start w:val="1"/>
@@ -2934,6 +2993,7 @@
         </w:tabs>
         <w:ind w:start="1440" w:hanging="360"/>
       </w:pPr>
+      <w:rPr/>
     </w:lvl>
     <w:lvl w:ilvl="3">
       <w:start w:val="1"/>
@@ -2946,6 +3006,7 @@
         </w:tabs>
         <w:ind w:start="1800" w:hanging="360"/>
       </w:pPr>
+      <w:rPr/>
     </w:lvl>
     <w:lvl w:ilvl="4">
       <w:start w:val="1"/>
@@ -2958,6 +3019,7 @@
         </w:tabs>
         <w:ind w:start="2160" w:hanging="360"/>
       </w:pPr>
+      <w:rPr/>
     </w:lvl>
     <w:lvl w:ilvl="5">
       <w:start w:val="1"/>
@@ -2970,6 +3032,7 @@
         </w:tabs>
         <w:ind w:start="2520" w:hanging="360"/>
       </w:pPr>
+      <w:rPr/>
     </w:lvl>
     <w:lvl w:ilvl="6">
       <w:start w:val="1"/>
@@ -2982,6 +3045,7 @@
         </w:tabs>
         <w:ind w:start="2880" w:hanging="360"/>
       </w:pPr>
+      <w:rPr/>
     </w:lvl>
     <w:lvl w:ilvl="7">
       <w:start w:val="1"/>
@@ -2994,6 +3058,7 @@
         </w:tabs>
         <w:ind w:start="3240" w:hanging="360"/>
       </w:pPr>
+      <w:rPr/>
     </w:lvl>
     <w:lvl w:ilvl="8">
       <w:start w:val="1"/>
@@ -3006,6 +3071,7 @@
         </w:tabs>
         <w:ind w:start="3600" w:hanging="360"/>
       </w:pPr>
+      <w:rPr/>
     </w:lvl>
   </w:abstractNum>
   <w:abstractNum w:abstractNumId="7">
@@ -3156,7 +3222,7 @@
   <w:docDefaults>
     <w:rPrDefault>
       <w:rPr>
-        <w:rFonts w:ascii="Cambria" w:hAnsi="Cambria" w:eastAsia="ＭＳ 明朝" w:cs="" w:asciiTheme="minorHAnsi" w:cstheme="minorBidi" w:eastAsiaTheme="minorEastAsia" w:hAnsiTheme="minorHAnsi"/>
+        <w:rFonts w:ascii="Cambria" w:hAnsi="Cambria" w:eastAsia="" w:cs="" w:asciiTheme="minorHAnsi" w:cstheme="minorBidi" w:eastAsiaTheme="minorEastAsia" w:hAnsiTheme="minorHAnsi"/>
         <w:sz w:val="22"/>
         <w:szCs w:val="22"/>
         <w:lang w:val="en-US" w:eastAsia="en-US" w:bidi="ar-SA"/>
@@ -3313,6 +3379,7 @@
     <w:rsid w:val="00fc693f"/>
     <w:pPr>
       <w:widowControl/>
+      <w:suppressAutoHyphens w:val="true"/>
       <w:bidi w:val="0"/>
       <w:spacing w:lineRule="auto" w:line="276" w:before="0" w:after="200"/>
       <w:jc w:val="start"/>
@@ -3341,7 +3408,7 @@
       <w:outlineLvl w:val="0"/>
     </w:pPr>
     <w:rPr>
-      <w:rFonts w:ascii="Calibri" w:hAnsi="Calibri" w:eastAsia="ＭＳ ゴシック" w:cs="" w:asciiTheme="majorHAnsi" w:cstheme="majorBidi" w:eastAsiaTheme="majorEastAsia" w:hAnsiTheme="majorHAnsi"/>
+      <w:rFonts w:ascii="Calibri" w:hAnsi="Calibri" w:eastAsia="" w:cs="" w:asciiTheme="majorHAnsi" w:cstheme="majorBidi" w:eastAsiaTheme="majorEastAsia" w:hAnsiTheme="majorHAnsi"/>
       <w:b/>
       <w:bCs/>
       <w:color w:themeColor="accent1" w:themeShade="bf" w:val="365F91"/>
@@ -3365,7 +3432,7 @@
       <w:outlineLvl w:val="1"/>
     </w:pPr>
     <w:rPr>
-      <w:rFonts w:ascii="Calibri" w:hAnsi="Calibri" w:eastAsia="ＭＳ ゴシック" w:cs="" w:asciiTheme="majorHAnsi" w:cstheme="majorBidi" w:eastAsiaTheme="majorEastAsia" w:hAnsiTheme="majorHAnsi"/>
+      <w:rFonts w:ascii="Calibri" w:hAnsi="Calibri" w:eastAsia="" w:cs="" w:asciiTheme="majorHAnsi" w:cstheme="majorBidi" w:eastAsiaTheme="majorEastAsia" w:hAnsiTheme="majorHAnsi"/>
       <w:b/>
       <w:bCs/>
       <w:color w:themeColor="accent1" w:val="4F81BD"/>
@@ -3389,7 +3456,7 @@
       <w:outlineLvl w:val="2"/>
     </w:pPr>
     <w:rPr>
-      <w:rFonts w:ascii="Calibri" w:hAnsi="Calibri" w:eastAsia="ＭＳ ゴシック" w:cs="" w:asciiTheme="majorHAnsi" w:cstheme="majorBidi" w:eastAsiaTheme="majorEastAsia" w:hAnsiTheme="majorHAnsi"/>
+      <w:rFonts w:ascii="Calibri" w:hAnsi="Calibri" w:eastAsia="" w:cs="" w:asciiTheme="majorHAnsi" w:cstheme="majorBidi" w:eastAsiaTheme="majorEastAsia" w:hAnsiTheme="majorHAnsi"/>
       <w:b/>
       <w:bCs/>
       <w:color w:themeColor="accent1" w:val="4F81BD"/>
@@ -3412,7 +3479,7 @@
       <w:outlineLvl w:val="3"/>
     </w:pPr>
     <w:rPr>
-      <w:rFonts w:ascii="Calibri" w:hAnsi="Calibri" w:eastAsia="ＭＳ ゴシック" w:cs="" w:asciiTheme="majorHAnsi" w:cstheme="majorBidi" w:eastAsiaTheme="majorEastAsia" w:hAnsiTheme="majorHAnsi"/>
+      <w:rFonts w:ascii="Calibri" w:hAnsi="Calibri" w:eastAsia="" w:cs="" w:asciiTheme="majorHAnsi" w:cstheme="majorBidi" w:eastAsiaTheme="majorEastAsia" w:hAnsiTheme="majorHAnsi"/>
       <w:b/>
       <w:bCs/>
       <w:i/>
@@ -3437,7 +3504,7 @@
       <w:outlineLvl w:val="4"/>
     </w:pPr>
     <w:rPr>
-      <w:rFonts w:ascii="Calibri" w:hAnsi="Calibri" w:eastAsia="ＭＳ ゴシック" w:cs="" w:asciiTheme="majorHAnsi" w:cstheme="majorBidi" w:eastAsiaTheme="majorEastAsia" w:hAnsiTheme="majorHAnsi"/>
+      <w:rFonts w:ascii="Calibri" w:hAnsi="Calibri" w:eastAsia="" w:cs="" w:asciiTheme="majorHAnsi" w:cstheme="majorBidi" w:eastAsiaTheme="majorEastAsia" w:hAnsiTheme="majorHAnsi"/>
       <w:color w:themeColor="accent1" w:themeShade="7f" w:val="243F60"/>
     </w:rPr>
   </w:style>
@@ -3458,7 +3525,7 @@
       <w:outlineLvl w:val="5"/>
     </w:pPr>
     <w:rPr>
-      <w:rFonts w:ascii="Calibri" w:hAnsi="Calibri" w:eastAsia="ＭＳ ゴシック" w:cs="" w:asciiTheme="majorHAnsi" w:cstheme="majorBidi" w:eastAsiaTheme="majorEastAsia" w:hAnsiTheme="majorHAnsi"/>
+      <w:rFonts w:ascii="Calibri" w:hAnsi="Calibri" w:eastAsia="" w:cs="" w:asciiTheme="majorHAnsi" w:cstheme="majorBidi" w:eastAsiaTheme="majorEastAsia" w:hAnsiTheme="majorHAnsi"/>
       <w:i/>
       <w:iCs/>
       <w:color w:themeColor="accent1" w:themeShade="7f" w:val="243F60"/>
@@ -3481,7 +3548,7 @@
       <w:outlineLvl w:val="6"/>
     </w:pPr>
     <w:rPr>
-      <w:rFonts w:ascii="Calibri" w:hAnsi="Calibri" w:eastAsia="ＭＳ ゴシック" w:cs="" w:asciiTheme="majorHAnsi" w:cstheme="majorBidi" w:eastAsiaTheme="majorEastAsia" w:hAnsiTheme="majorHAnsi"/>
+      <w:rFonts w:ascii="Calibri" w:hAnsi="Calibri" w:eastAsia="" w:cs="" w:asciiTheme="majorHAnsi" w:cstheme="majorBidi" w:eastAsiaTheme="majorEastAsia" w:hAnsiTheme="majorHAnsi"/>
       <w:i/>
       <w:iCs/>
       <w:color w:themeColor="text1" w:themeTint="bf" w:val="404040"/>
@@ -3504,7 +3571,7 @@
       <w:outlineLvl w:val="7"/>
     </w:pPr>
     <w:rPr>
-      <w:rFonts w:ascii="Calibri" w:hAnsi="Calibri" w:eastAsia="ＭＳ ゴシック" w:cs="" w:asciiTheme="majorHAnsi" w:cstheme="majorBidi" w:eastAsiaTheme="majorEastAsia" w:hAnsiTheme="majorHAnsi"/>
+      <w:rFonts w:ascii="Calibri" w:hAnsi="Calibri" w:eastAsia="" w:cs="" w:asciiTheme="majorHAnsi" w:cstheme="majorBidi" w:eastAsiaTheme="majorEastAsia" w:hAnsiTheme="majorHAnsi"/>
       <w:color w:themeColor="accent1" w:val="4F81BD"/>
       <w:sz w:val="20"/>
       <w:szCs w:val="20"/>
@@ -3527,7 +3594,7 @@
       <w:outlineLvl w:val="8"/>
     </w:pPr>
     <w:rPr>
-      <w:rFonts w:ascii="Calibri" w:hAnsi="Calibri" w:eastAsia="ＭＳ ゴシック" w:cs="" w:asciiTheme="majorHAnsi" w:cstheme="majorBidi" w:eastAsiaTheme="majorEastAsia" w:hAnsiTheme="majorHAnsi"/>
+      <w:rFonts w:ascii="Calibri" w:hAnsi="Calibri" w:eastAsia="" w:cs="" w:asciiTheme="majorHAnsi" w:cstheme="majorBidi" w:eastAsiaTheme="majorEastAsia" w:hAnsiTheme="majorHAnsi"/>
       <w:i/>
       <w:iCs/>
       <w:color w:themeColor="text1" w:themeTint="bf" w:val="404040"/>
@@ -3569,7 +3636,7 @@
     <w:qFormat/>
     <w:rsid w:val="00fc693f"/>
     <w:rPr>
-      <w:rFonts w:ascii="Calibri" w:hAnsi="Calibri" w:eastAsia="ＭＳ ゴシック" w:cs="" w:asciiTheme="majorHAnsi" w:cstheme="majorBidi" w:eastAsiaTheme="majorEastAsia" w:hAnsiTheme="majorHAnsi"/>
+      <w:rFonts w:ascii="Calibri" w:hAnsi="Calibri" w:eastAsia="" w:cs="" w:asciiTheme="majorHAnsi" w:cstheme="majorBidi" w:eastAsiaTheme="majorEastAsia" w:hAnsiTheme="majorHAnsi"/>
       <w:b/>
       <w:bCs/>
       <w:color w:themeColor="accent1" w:themeShade="bf" w:val="365F91"/>
@@ -3585,7 +3652,7 @@
     <w:qFormat/>
     <w:rsid w:val="00fc693f"/>
     <w:rPr>
-      <w:rFonts w:ascii="Calibri" w:hAnsi="Calibri" w:eastAsia="ＭＳ ゴシック" w:cs="" w:asciiTheme="majorHAnsi" w:cstheme="majorBidi" w:eastAsiaTheme="majorEastAsia" w:hAnsiTheme="majorHAnsi"/>
+      <w:rFonts w:ascii="Calibri" w:hAnsi="Calibri" w:eastAsia="" w:cs="" w:asciiTheme="majorHAnsi" w:cstheme="majorBidi" w:eastAsiaTheme="majorEastAsia" w:hAnsiTheme="majorHAnsi"/>
       <w:b/>
       <w:bCs/>
       <w:color w:themeColor="accent1" w:val="4F81BD"/>
@@ -3601,7 +3668,7 @@
     <w:qFormat/>
     <w:rsid w:val="00fc693f"/>
     <w:rPr>
-      <w:rFonts w:ascii="Calibri" w:hAnsi="Calibri" w:eastAsia="ＭＳ ゴシック" w:cs="" w:asciiTheme="majorHAnsi" w:cstheme="majorBidi" w:eastAsiaTheme="majorEastAsia" w:hAnsiTheme="majorHAnsi"/>
+      <w:rFonts w:ascii="Calibri" w:hAnsi="Calibri" w:eastAsia="" w:cs="" w:asciiTheme="majorHAnsi" w:cstheme="majorBidi" w:eastAsiaTheme="majorEastAsia" w:hAnsiTheme="majorHAnsi"/>
       <w:b/>
       <w:bCs/>
       <w:color w:themeColor="accent1" w:val="4F81BD"/>
@@ -3615,7 +3682,7 @@
     <w:qFormat/>
     <w:rsid w:val="00fc693f"/>
     <w:rPr>
-      <w:rFonts w:ascii="Calibri" w:hAnsi="Calibri" w:eastAsia="ＭＳ ゴシック" w:cs="" w:asciiTheme="majorHAnsi" w:cstheme="majorBidi" w:eastAsiaTheme="majorEastAsia" w:hAnsiTheme="majorHAnsi"/>
+      <w:rFonts w:ascii="Calibri" w:hAnsi="Calibri" w:eastAsia="" w:cs="" w:asciiTheme="majorHAnsi" w:cstheme="majorBidi" w:eastAsiaTheme="majorEastAsia" w:hAnsiTheme="majorHAnsi"/>
       <w:color w:themeColor="text2" w:themeShade="bf" w:val="17365D"/>
       <w:spacing w:val="5"/>
       <w:kern w:val="2"/>
@@ -3631,7 +3698,7 @@
     <w:qFormat/>
     <w:rsid w:val="00fc693f"/>
     <w:rPr>
-      <w:rFonts w:ascii="Calibri" w:hAnsi="Calibri" w:eastAsia="ＭＳ ゴシック" w:cs="" w:asciiTheme="majorHAnsi" w:cstheme="majorBidi" w:eastAsiaTheme="majorEastAsia" w:hAnsiTheme="majorHAnsi"/>
+      <w:rFonts w:ascii="Calibri" w:hAnsi="Calibri" w:eastAsia="" w:cs="" w:asciiTheme="majorHAnsi" w:cstheme="majorBidi" w:eastAsiaTheme="majorEastAsia" w:hAnsiTheme="majorHAnsi"/>
       <w:i/>
       <w:iCs/>
       <w:color w:themeColor="accent1" w:val="4F81BD"/>
@@ -3704,7 +3771,7 @@
     <w:qFormat/>
     <w:rsid w:val="00fc693f"/>
     <w:rPr>
-      <w:rFonts w:ascii="Calibri" w:hAnsi="Calibri" w:eastAsia="ＭＳ ゴシック" w:cs="" w:asciiTheme="majorHAnsi" w:cstheme="majorBidi" w:eastAsiaTheme="majorEastAsia" w:hAnsiTheme="majorHAnsi"/>
+      <w:rFonts w:ascii="Calibri" w:hAnsi="Calibri" w:eastAsia="" w:cs="" w:asciiTheme="majorHAnsi" w:cstheme="majorBidi" w:eastAsiaTheme="majorEastAsia" w:hAnsiTheme="majorHAnsi"/>
       <w:b/>
       <w:bCs/>
       <w:i/>
@@ -3721,7 +3788,7 @@
     <w:qFormat/>
     <w:rsid w:val="00fc693f"/>
     <w:rPr>
-      <w:rFonts w:ascii="Calibri" w:hAnsi="Calibri" w:eastAsia="ＭＳ ゴシック" w:cs="" w:asciiTheme="majorHAnsi" w:cstheme="majorBidi" w:eastAsiaTheme="majorEastAsia" w:hAnsiTheme="majorHAnsi"/>
+      <w:rFonts w:ascii="Calibri" w:hAnsi="Calibri" w:eastAsia="" w:cs="" w:asciiTheme="majorHAnsi" w:cstheme="majorBidi" w:eastAsiaTheme="majorEastAsia" w:hAnsiTheme="majorHAnsi"/>
       <w:color w:themeColor="accent1" w:themeShade="7f" w:val="243F60"/>
     </w:rPr>
   </w:style>
@@ -3734,7 +3801,7 @@
     <w:qFormat/>
     <w:rsid w:val="00fc693f"/>
     <w:rPr>
-      <w:rFonts w:ascii="Calibri" w:hAnsi="Calibri" w:eastAsia="ＭＳ ゴシック" w:cs="" w:asciiTheme="majorHAnsi" w:cstheme="majorBidi" w:eastAsiaTheme="majorEastAsia" w:hAnsiTheme="majorHAnsi"/>
+      <w:rFonts w:ascii="Calibri" w:hAnsi="Calibri" w:eastAsia="" w:cs="" w:asciiTheme="majorHAnsi" w:cstheme="majorBidi" w:eastAsiaTheme="majorEastAsia" w:hAnsiTheme="majorHAnsi"/>
       <w:i/>
       <w:iCs/>
       <w:color w:themeColor="accent1" w:themeShade="7f" w:val="243F60"/>
@@ -3749,7 +3816,7 @@
     <w:qFormat/>
     <w:rsid w:val="00fc693f"/>
     <w:rPr>
-      <w:rFonts w:ascii="Calibri" w:hAnsi="Calibri" w:eastAsia="ＭＳ ゴシック" w:cs="" w:asciiTheme="majorHAnsi" w:cstheme="majorBidi" w:eastAsiaTheme="majorEastAsia" w:hAnsiTheme="majorHAnsi"/>
+      <w:rFonts w:ascii="Calibri" w:hAnsi="Calibri" w:eastAsia="" w:cs="" w:asciiTheme="majorHAnsi" w:cstheme="majorBidi" w:eastAsiaTheme="majorEastAsia" w:hAnsiTheme="majorHAnsi"/>
       <w:i/>
       <w:iCs/>
       <w:color w:themeColor="text1" w:themeTint="bf" w:val="404040"/>
@@ -3764,7 +3831,7 @@
     <w:qFormat/>
     <w:rsid w:val="00fc693f"/>
     <w:rPr>
-      <w:rFonts w:ascii="Calibri" w:hAnsi="Calibri" w:eastAsia="ＭＳ ゴシック" w:cs="" w:asciiTheme="majorHAnsi" w:cstheme="majorBidi" w:eastAsiaTheme="majorEastAsia" w:hAnsiTheme="majorHAnsi"/>
+      <w:rFonts w:ascii="Calibri" w:hAnsi="Calibri" w:eastAsia="" w:cs="" w:asciiTheme="majorHAnsi" w:cstheme="majorBidi" w:eastAsiaTheme="majorEastAsia" w:hAnsiTheme="majorHAnsi"/>
       <w:color w:themeColor="accent1" w:val="4F81BD"/>
       <w:sz w:val="20"/>
       <w:szCs w:val="20"/>
@@ -3779,7 +3846,7 @@
     <w:qFormat/>
     <w:rsid w:val="00fc693f"/>
     <w:rPr>
-      <w:rFonts w:ascii="Calibri" w:hAnsi="Calibri" w:eastAsia="ＭＳ ゴシック" w:cs="" w:asciiTheme="majorHAnsi" w:cstheme="majorBidi" w:eastAsiaTheme="majorEastAsia" w:hAnsiTheme="majorHAnsi"/>
+      <w:rFonts w:ascii="Calibri" w:hAnsi="Calibri" w:eastAsia="" w:cs="" w:asciiTheme="majorHAnsi" w:cstheme="majorBidi" w:eastAsiaTheme="majorEastAsia" w:hAnsiTheme="majorHAnsi"/>
       <w:i/>
       <w:iCs/>
       <w:color w:themeColor="text1" w:themeTint="bf" w:val="404040"/>
@@ -3888,6 +3955,13 @@
       <w:bCs/>
       <w:smallCaps/>
       <w:spacing w:val="5"/>
+    </w:rPr>
+  </w:style>
+  <w:style w:type="character" w:styleId="Hyperlink">
+    <w:name w:val="Hyperlink"/>
+    <w:rPr>
+      <w:color w:val="000080"/>
+      <w:u w:val="single"/>
     </w:rPr>
   </w:style>
   <w:style w:type="paragraph" w:styleId="Heading">
@@ -4009,12 +4083,13 @@
     <w:rsid w:val="00fc693f"/>
     <w:pPr>
       <w:widowControl/>
+      <w:suppressAutoHyphens w:val="true"/>
       <w:bidi w:val="0"/>
       <w:spacing w:lineRule="auto" w:line="240" w:before="0" w:after="0"/>
       <w:jc w:val="start"/>
     </w:pPr>
     <w:rPr>
-      <w:rFonts w:ascii="Cambria" w:hAnsi="Cambria" w:eastAsia="ＭＳ 明朝" w:cs="" w:asciiTheme="minorHAnsi" w:cstheme="minorBidi" w:eastAsiaTheme="minorEastAsia" w:hAnsiTheme="minorHAnsi"/>
+      <w:rFonts w:ascii="Cambria" w:hAnsi="Cambria" w:eastAsia="" w:cs="" w:asciiTheme="minorHAnsi" w:cstheme="minorBidi" w:eastAsiaTheme="minorEastAsia" w:hAnsiTheme="minorHAnsi"/>
       <w:color w:val="auto"/>
       <w:kern w:val="0"/>
       <w:sz w:val="22"/>
@@ -4038,7 +4113,7 @@
       <w:contextualSpacing/>
     </w:pPr>
     <w:rPr>
-      <w:rFonts w:ascii="Calibri" w:hAnsi="Calibri" w:eastAsia="ＭＳ ゴシック" w:cs="" w:asciiTheme="majorHAnsi" w:cstheme="majorBidi" w:eastAsiaTheme="majorEastAsia" w:hAnsiTheme="majorHAnsi"/>
+      <w:rFonts w:ascii="Calibri" w:hAnsi="Calibri" w:eastAsia="" w:cs="" w:asciiTheme="majorHAnsi" w:cstheme="majorBidi" w:eastAsiaTheme="majorEastAsia" w:hAnsiTheme="majorHAnsi"/>
       <w:color w:themeColor="text2" w:themeShade="bf" w:val="17365D"/>
       <w:spacing w:val="5"/>
       <w:kern w:val="2"/>
@@ -4056,7 +4131,7 @@
     <w:rsid w:val="00fc693f"/>
     <w:pPr/>
     <w:rPr>
-      <w:rFonts w:ascii="Calibri" w:hAnsi="Calibri" w:eastAsia="ＭＳ ゴシック" w:cs="" w:asciiTheme="majorHAnsi" w:cstheme="majorBidi" w:eastAsiaTheme="majorEastAsia" w:hAnsiTheme="majorHAnsi"/>
+      <w:rFonts w:ascii="Calibri" w:hAnsi="Calibri" w:eastAsia="" w:cs="" w:asciiTheme="majorHAnsi" w:cstheme="majorBidi" w:eastAsiaTheme="majorEastAsia" w:hAnsiTheme="majorHAnsi"/>
       <w:i/>
       <w:iCs/>
       <w:color w:themeColor="accent1" w:val="4F81BD"/>
@@ -4289,12 +4364,13 @@
         <w:tab w:val="left" w:pos="3456" w:leader="none"/>
         <w:tab w:val="left" w:pos="4032" w:leader="none"/>
       </w:tabs>
+      <w:suppressAutoHyphens w:val="true"/>
       <w:bidi w:val="0"/>
       <w:spacing w:lineRule="auto" w:line="276" w:before="0" w:after="200"/>
       <w:jc w:val="start"/>
     </w:pPr>
     <w:rPr>
-      <w:rFonts w:ascii="Courier" w:hAnsi="Courier" w:eastAsia="ＭＳ 明朝" w:cs="" w:cstheme="minorBidi" w:eastAsiaTheme="minorEastAsia"/>
+      <w:rFonts w:ascii="Courier" w:hAnsi="Courier" w:eastAsia="" w:cs="" w:cstheme="minorBidi" w:eastAsiaTheme="minorEastAsia"/>
       <w:color w:val="auto"/>
       <w:kern w:val="0"/>
       <w:sz w:val="20"/>
@@ -7492,7 +7568,6 @@
       <w:pPr>
         <w:spacing w:before="0" w:after="0" w:line="240" w:lineRule="auto"/>
       </w:pPr>
-      <w:rPr/>
       <w:tblPr/>
       <w:tcPr>
         <w:tcBorders>
@@ -7638,7 +7713,6 @@
       <w:pPr>
         <w:spacing w:before="0" w:after="0" w:line="240" w:lineRule="auto"/>
       </w:pPr>
-      <w:rPr/>
       <w:tblPr/>
       <w:tcPr>
         <w:tcBorders>
@@ -7784,7 +7858,6 @@
       <w:pPr>
         <w:spacing w:before="0" w:after="0" w:line="240" w:lineRule="auto"/>
       </w:pPr>
-      <w:rPr/>
       <w:tblPr/>
       <w:tcPr>
         <w:tcBorders>
@@ -7930,7 +8003,6 @@
       <w:pPr>
         <w:spacing w:before="0" w:after="0" w:line="240" w:lineRule="auto"/>
       </w:pPr>
-      <w:rPr/>
       <w:tblPr/>
       <w:tcPr>
         <w:tcBorders>
@@ -8076,7 +8148,6 @@
       <w:pPr>
         <w:spacing w:before="0" w:after="0" w:line="240" w:lineRule="auto"/>
       </w:pPr>
-      <w:rPr/>
       <w:tblPr/>
       <w:tcPr>
         <w:tcBorders>
@@ -8222,7 +8293,6 @@
       <w:pPr>
         <w:spacing w:before="0" w:after="0" w:line="240" w:lineRule="auto"/>
       </w:pPr>
-      <w:rPr/>
       <w:tblPr/>
       <w:tcPr>
         <w:tcBorders>
@@ -8368,7 +8438,6 @@
       <w:pPr>
         <w:spacing w:before="0" w:after="0" w:line="240" w:lineRule="auto"/>
       </w:pPr>
-      <w:rPr/>
       <w:tblPr/>
       <w:tcPr>
         <w:tcBorders>
